--- a/HomeWork/Ky 1/Tổng hợp kỳ 1/(PPR501.6)Python/Tổng kết/Tổng kết.docx
+++ b/HomeWork/Ky 1/Tổng hợp kỳ 1/(PPR501.6)Python/Tổng kết/Tổng kết.docx
@@ -233,6 +233,7 @@
     </w:p>
     <w:p/>
     <w:p>
+      <w:bookmarkStart w:id="0" w:name="_GoBack"/>
       <w:r>
         <w:drawing>
           <wp:inline distT="0" distB="0" distL="114300" distR="114300">
@@ -276,7 +277,6 @@
           </wp:inline>
         </w:drawing>
       </w:r>
-      <w:bookmarkStart w:id="0" w:name="_GoBack"/>
       <w:bookmarkEnd w:id="0"/>
     </w:p>
     <w:sectPr>
@@ -365,7 +365,7 @@
     <w:lsdException w:qFormat="1" w:unhideWhenUsed="0" w:uiPriority="0" w:semiHidden="0" w:name="Title"/>
     <w:lsdException w:unhideWhenUsed="0" w:uiPriority="0" w:semiHidden="0" w:name="Closing"/>
     <w:lsdException w:unhideWhenUsed="0" w:uiPriority="0" w:semiHidden="0" w:name="Signature"/>
-    <w:lsdException w:unhideWhenUsed="0" w:uiPriority="0" w:name="Default Paragraph Font"/>
+    <w:lsdException w:qFormat="1" w:unhideWhenUsed="0" w:uiPriority="0" w:name="Default Paragraph Font"/>
     <w:lsdException w:unhideWhenUsed="0" w:uiPriority="0" w:semiHidden="0" w:name="Body Text"/>
     <w:lsdException w:unhideWhenUsed="0" w:uiPriority="0" w:semiHidden="0" w:name="Body Text Indent"/>
     <w:lsdException w:unhideWhenUsed="0" w:uiPriority="0" w:semiHidden="0" w:name="List Continue"/>
@@ -403,7 +403,7 @@
     <w:lsdException w:unhideWhenUsed="0" w:uiPriority="0" w:semiHidden="0" w:name="HTML Sample"/>
     <w:lsdException w:unhideWhenUsed="0" w:uiPriority="0" w:semiHidden="0" w:name="HTML Typewriter"/>
     <w:lsdException w:unhideWhenUsed="0" w:uiPriority="0" w:semiHidden="0" w:name="HTML Variable"/>
-    <w:lsdException w:unhideWhenUsed="0" w:uiPriority="0" w:name="Normal Table"/>
+    <w:lsdException w:qFormat="1" w:unhideWhenUsed="0" w:uiPriority="0" w:name="Normal Table"/>
     <w:lsdException w:unhideWhenUsed="0" w:uiPriority="0" w:semiHidden="0" w:name="annotation subject"/>
     <w:lsdException w:unhideWhenUsed="0" w:uiPriority="0" w:semiHidden="0" w:name="Table Simple 1"/>
     <w:lsdException w:unhideWhenUsed="0" w:uiPriority="0" w:semiHidden="0" w:name="Table Simple 2"/>
@@ -561,11 +561,13 @@
   <w:style w:type="character" w:default="1" w:styleId="2">
     <w:name w:val="Default Paragraph Font"/>
     <w:semiHidden/>
+    <w:qFormat/>
     <w:uiPriority w:val="0"/>
   </w:style>
   <w:style w:type="table" w:default="1" w:styleId="3">
     <w:name w:val="Normal Table"/>
     <w:semiHidden/>
+    <w:qFormat/>
     <w:uiPriority w:val="0"/>
     <w:tblPr>
       <w:tblCellMar>
